--- a/part3_machine_learning/Capstone Part 3_Final Capstone Report_Chew Woon Seng.docx
+++ b/part3_machine_learning/Capstone Part 3_Final Capstone Report_Chew Woon Seng.docx
@@ -120,13 +120,37 @@
         <w:t>A</w:t>
       </w:r>
       <w:r>
-        <w:t>n end-to-end machine learning and MLOps pipeline for urban traffic optimization</w:t>
+        <w:t xml:space="preserve">n end-to-end machine learning and </w:t>
+      </w:r>
+      <w:proofErr w:type="spellStart"/>
+      <w:r>
+        <w:t>MLOps</w:t>
+      </w:r>
+      <w:proofErr w:type="spellEnd"/>
+      <w:r>
+        <w:t xml:space="preserve"> pipeline for urban traffic optimization</w:t>
       </w:r>
       <w:r>
         <w:t xml:space="preserve"> was implemented. </w:t>
       </w:r>
       <w:r>
-        <w:t>Utilizing historical corridor data containing volume, weather conditions, and timestamps, the project spans six core tasks: supervised modeling, unsupervised clustering and association rules, deep learning with SHAP explainability, advanced MLflow tracking, a traffic recommendation system, and a simulated deployment with drift monitoring.</w:t>
+        <w:t xml:space="preserve">Utilizing historical corridor data containing volume, weather conditions, and timestamps, the project spans six core tasks: supervised </w:t>
+      </w:r>
+      <w:proofErr w:type="spellStart"/>
+      <w:r>
+        <w:t>modeling</w:t>
+      </w:r>
+      <w:proofErr w:type="spellEnd"/>
+      <w:r>
+        <w:t xml:space="preserve">, unsupervised clustering and association rules, deep learning with SHAP explainability, advanced </w:t>
+      </w:r>
+      <w:proofErr w:type="spellStart"/>
+      <w:r>
+        <w:t>MLflow</w:t>
+      </w:r>
+      <w:proofErr w:type="spellEnd"/>
+      <w:r>
+        <w:t xml:space="preserve"> tracking, a traffic recommendation system, and a simulated deployment with drift monitoring.</w:t>
       </w:r>
     </w:p>
     <w:p>
@@ -177,7 +201,23 @@
         <w:t>Classification:</w:t>
       </w:r>
       <w:r>
-        <w:t xml:space="preserve"> A binary high_risk accident proxy label was estimated using Logistic Regression (baseline) and a Random Forest Classifier (class_weight='balanced').</w:t>
+        <w:t xml:space="preserve"> A binary </w:t>
+      </w:r>
+      <w:proofErr w:type="spellStart"/>
+      <w:r>
+        <w:t>high_risk</w:t>
+      </w:r>
+      <w:proofErr w:type="spellEnd"/>
+      <w:r>
+        <w:t xml:space="preserve"> accident proxy label was estimated using Logistic Regression (baseline) and a Random Forest Classifier (</w:t>
+      </w:r>
+      <w:proofErr w:type="spellStart"/>
+      <w:r>
+        <w:t>class_weight</w:t>
+      </w:r>
+      <w:proofErr w:type="spellEnd"/>
+      <w:r>
+        <w:t>='balanced').</w:t>
       </w:r>
     </w:p>
     <w:p>
@@ -195,7 +235,15 @@
         <w:t>Regression:</w:t>
       </w:r>
       <w:r>
-        <w:t xml:space="preserve"> Continuous traffic_volume was predicted using Linear Regression (baseline) and a Random Forest Regressor.</w:t>
+        <w:t xml:space="preserve"> Continuous </w:t>
+      </w:r>
+      <w:proofErr w:type="spellStart"/>
+      <w:r>
+        <w:t>traffic_volume</w:t>
+      </w:r>
+      <w:proofErr w:type="spellEnd"/>
+      <w:r>
+        <w:t xml:space="preserve"> was predicted using Linear Regression (baseline) and a Random Forest Regressor.</w:t>
       </w:r>
     </w:p>
     <w:p>
@@ -291,7 +339,39 @@
         <w:t xml:space="preserve"> </w:t>
       </w:r>
       <w:r>
-        <w:t>operational profiles using scaled variables (traffic_volume, temp_scaled, clouds_all_scaled, hour, and an ordinal weather_severity score).</w:t>
+        <w:t>operational profiles using scaled variables (</w:t>
+      </w:r>
+      <w:proofErr w:type="spellStart"/>
+      <w:r>
+        <w:t>traffic_volume</w:t>
+      </w:r>
+      <w:proofErr w:type="spellEnd"/>
+      <w:r>
+        <w:t xml:space="preserve">, </w:t>
+      </w:r>
+      <w:proofErr w:type="spellStart"/>
+      <w:r>
+        <w:t>temp_scaled</w:t>
+      </w:r>
+      <w:proofErr w:type="spellEnd"/>
+      <w:r>
+        <w:t xml:space="preserve">, </w:t>
+      </w:r>
+      <w:proofErr w:type="spellStart"/>
+      <w:r>
+        <w:t>clouds_all_scaled</w:t>
+      </w:r>
+      <w:proofErr w:type="spellEnd"/>
+      <w:r>
+        <w:t xml:space="preserve">, hour, and an ordinal </w:t>
+      </w:r>
+      <w:proofErr w:type="spellStart"/>
+      <w:r>
+        <w:t>weather_severity</w:t>
+      </w:r>
+      <w:proofErr w:type="spellEnd"/>
+      <w:r>
+        <w:t xml:space="preserve"> score).</w:t>
       </w:r>
     </w:p>
     <w:p/>
@@ -375,7 +455,15 @@
         </w:numPr>
       </w:pPr>
       <w:r>
-        <w:t>Interpretation: Represents periods where environmental hazards disrupt normal traffic behavior, forcing reduced speeds and altered commuting patterns regardless of the time of day.</w:t>
+        <w:t xml:space="preserve">Interpretation: Represents periods where environmental hazards disrupt normal traffic </w:t>
+      </w:r>
+      <w:proofErr w:type="spellStart"/>
+      <w:r>
+        <w:t>behavior</w:t>
+      </w:r>
+      <w:proofErr w:type="spellEnd"/>
+      <w:r>
+        <w:t>, forcing reduced speeds and altered commuting patterns regardless of the time of day.</w:t>
       </w:r>
     </w:p>
     <w:p>
@@ -420,41 +508,100 @@
         <w:t>Association Rule Mining:</w:t>
       </w:r>
       <w:r>
-        <w:t xml:space="preserve"> The Apriori algorithm (min_support=0.03) was applied to discretized time periods, weekday types, and weather conditions to identify high-lift rules predicting congestion levels.</w:t>
+        <w:t xml:space="preserve"> The </w:t>
+      </w:r>
+      <w:proofErr w:type="spellStart"/>
+      <w:r>
+        <w:t>Apriori</w:t>
+      </w:r>
+      <w:proofErr w:type="spellEnd"/>
+      <w:r>
+        <w:t xml:space="preserve"> algorithm (</w:t>
+      </w:r>
+      <w:proofErr w:type="spellStart"/>
+      <w:r>
+        <w:t>min_support</w:t>
+      </w:r>
+      <w:proofErr w:type="spellEnd"/>
+      <w:r>
+        <w:t>=0.03) was applied to discretized time periods, weekday types, and weather conditions to identify high-lift rules predicting congestion levels.</w:t>
       </w:r>
     </w:p>
     <w:p>
       <w:r>
         <w:t xml:space="preserve">Rule 1: </w:t>
       </w:r>
-      <w:r>
-        <w:t>During standard weekday morning rush hours under clear weather conditions, there is a strong statistical probability (about 74%) that traffic will experience High congestion levels. This highlights that commuter volume alone during peak morning hours is a primary driver of heavy traffic, even when weather conditions are optimal.</w:t>
-      </w:r>
-    </w:p>
-    <w:p>
-      <w:r>
-        <w:t xml:space="preserve">Rule 2: </w:t>
-      </w:r>
-      <w:r>
-        <w:t>When a weekday evening rush hour coincides with rainy weather, the likelihood of Severe traffic congestion spikes dramatically, showing a high lift of nearly 2.9. This indicates that adverse weather compounds peak commuter bottlenecks, transitioning standard high-volume traffic into severe gridlock.</w:t>
-      </w:r>
-    </w:p>
-    <w:p>
+    </w:p>
+    <w:p>
+      <w:r>
+        <w:t xml:space="preserve"> </w:t>
+      </w:r>
+      <w:r>
+        <w:rPr>
+          <w:b/>
+          <w:bCs/>
+        </w:rPr>
+        <w:t>Association Rule:</w:t>
+      </w:r>
+      <w:r>
+        <w:t xml:space="preserve"> </w:t>
+      </w:r>
+      <w:proofErr w:type="spellStart"/>
+      <w:r>
+        <w:t>Morning_Rush</w:t>
+      </w:r>
+      <w:proofErr w:type="spellEnd"/>
+      <w:r>
+        <w:t xml:space="preserve">, Weekday </w:t>
+      </w:r>
+      <w:r>
+        <w:t xml:space="preserve">and </w:t>
+      </w:r>
+      <w:r>
+        <w:t>Severe</w:t>
+      </w:r>
+    </w:p>
+    <w:p>
+      <w:r>
+        <w:rPr>
+          <w:b/>
+          <w:bCs/>
+        </w:rPr>
+        <w:t>Support:</w:t>
+      </w:r>
+      <w:r>
+        <w:t xml:space="preserve"> 0.1003</w:t>
+      </w:r>
+    </w:p>
+    <w:p>
+      <w:r>
+        <w:rPr>
+          <w:b/>
+          <w:bCs/>
+        </w:rPr>
+        <w:t>Confidence:</w:t>
+      </w:r>
+      <w:r>
+        <w:t xml:space="preserve"> 0.8217)</w:t>
+      </w:r>
+    </w:p>
+    <w:p>
+      <w:r>
+        <w:t>Lift: 3.2894 (highest)</w:t>
+      </w:r>
+    </w:p>
+    <w:p/>
+    <w:p>
+      <w:pPr>
+        <w:ind w:left="720"/>
+      </w:pPr>
       <w:r>
         <w:lastRenderedPageBreak/>
-        <w:t xml:space="preserve">Rule 3: </w:t>
-      </w:r>
-      <w:r>
-        <w:t>During midday hours on weekends with clear weather, traffic conditions are reliably characterized as Low congestion (with over 81% confidence). This serves as a baseline indicator of free-flowing traffic corridors when commuter traffic is absent.</w:t>
-      </w:r>
-    </w:p>
-    <w:p>
-      <w:pPr>
-        <w:numPr>
-          <w:ilvl w:val="0"/>
-          <w:numId w:val="4"/>
-        </w:numPr>
-      </w:pPr>
+        <w:t>When a weekday morning rush hour occurs, there is an 82% probability that traffic conditions will reach Severe congestion levels. With a lift value of nearly 3.3, this rule indicates that the occurrence of severe traffic during this time window is more than three times higher than what would be expected by random chance alone, confirming weekday morning commute hours as the primary bottleneck for severe gridlock.</w:t>
+      </w:r>
+      <w:r>
+        <w:t xml:space="preserve"> </w:t>
+      </w:r>
       <w:r>
         <w:t>Findings:</w:t>
       </w:r>
@@ -511,7 +658,23 @@
         <w:t>Methodology:</w:t>
       </w:r>
       <w:r>
-        <w:t xml:space="preserve"> A dense sequential Keras Neural Network (Dense(64) </w:t>
+        <w:t xml:space="preserve"> A dense sequential </w:t>
+      </w:r>
+      <w:proofErr w:type="spellStart"/>
+      <w:r>
+        <w:t>Keras</w:t>
+      </w:r>
+      <w:proofErr w:type="spellEnd"/>
+      <w:r>
+        <w:t xml:space="preserve"> Neural Network (</w:t>
+      </w:r>
+      <w:proofErr w:type="gramStart"/>
+      <w:r>
+        <w:t>Dense(</w:t>
+      </w:r>
+      <w:proofErr w:type="gramEnd"/>
+      <w:r>
+        <w:t xml:space="preserve">64) </w:t>
       </w:r>
       <w:r>
         <w:t xml:space="preserve">&gt; </w:t>
@@ -529,7 +692,15 @@
         <w:t>) &gt;</w:t>
       </w:r>
       <w:r>
-        <w:t xml:space="preserve"> Dense(1)) was trained over 15 epochs utilizing the Adam optimizer and MAE loss. For model explainability, a tree-based surrogate (RandomForestRegressor) was trained on identical features to compute SHAP values.</w:t>
+        <w:t xml:space="preserve"> Dense(1)) was trained over 15 epochs utilizing the Adam optimizer and MAE loss. For model explainability, a tree-based surrogate (</w:t>
+      </w:r>
+      <w:proofErr w:type="spellStart"/>
+      <w:r>
+        <w:t>RandomForestRegressor</w:t>
+      </w:r>
+      <w:proofErr w:type="spellEnd"/>
+      <w:r>
+        <w:t>) was trained on identical features to compute SHAP values.</w:t>
       </w:r>
     </w:p>
     <w:p>
@@ -555,7 +726,15 @@
         </w:numPr>
       </w:pPr>
       <w:r>
-        <w:t>The neural network achieved stable convergence with a Test MAE of approximately 580–600, validating that deep architectures effectively model complex, non-linear traffic demand patterns.</w:t>
+        <w:t xml:space="preserve">The neural network achieved stable convergence with a Test MAE of approximately 580–600, validating </w:t>
+      </w:r>
+      <w:proofErr w:type="gramStart"/>
+      <w:r>
+        <w:t>that deep architectures</w:t>
+      </w:r>
+      <w:proofErr w:type="gramEnd"/>
+      <w:r>
+        <w:t xml:space="preserve"> effectively model complex, non-linear traffic demand patterns.</w:t>
       </w:r>
     </w:p>
     <w:p>
@@ -566,7 +745,23 @@
         </w:numPr>
       </w:pPr>
       <w:r>
-        <w:t>SHAP summary plots confirmed that cyclical time features (hour_sin / hour_cos) and base temperature profiles exert the largest magnitude influence on traffic volume predictions.</w:t>
+        <w:t>SHAP summary plots confirmed that cyclical time features (</w:t>
+      </w:r>
+      <w:proofErr w:type="spellStart"/>
+      <w:r>
+        <w:t>hour_sin</w:t>
+      </w:r>
+      <w:proofErr w:type="spellEnd"/>
+      <w:r>
+        <w:t xml:space="preserve"> / </w:t>
+      </w:r>
+      <w:proofErr w:type="spellStart"/>
+      <w:r>
+        <w:t>hour_cos</w:t>
+      </w:r>
+      <w:proofErr w:type="spellEnd"/>
+      <w:r>
+        <w:t>) and base temperature profiles exert the largest magnitude influence on traffic volume predictions.</w:t>
       </w:r>
     </w:p>
     <w:p>
@@ -581,7 +776,23 @@
           <w:b/>
           <w:bCs/>
         </w:rPr>
-        <w:t>Task 4: Advanced AI Technique (MLflow)</w:t>
+        <w:t>Task 4: Advanced AI Technique (</w:t>
+      </w:r>
+      <w:proofErr w:type="spellStart"/>
+      <w:r>
+        <w:rPr>
+          <w:b/>
+          <w:bCs/>
+        </w:rPr>
+        <w:t>MLflow</w:t>
+      </w:r>
+      <w:proofErr w:type="spellEnd"/>
+      <w:r>
+        <w:rPr>
+          <w:b/>
+          <w:bCs/>
+        </w:rPr>
+        <w:t>)</w:t>
       </w:r>
     </w:p>
     <w:p>
@@ -596,20 +807,18 @@
           <w:b/>
           <w:bCs/>
         </w:rPr>
-        <w:t>Methodology:</w:t>
-      </w:r>
-      <w:r>
-        <w:t xml:space="preserve"> </w:t>
-      </w:r>
-      <w:r>
-        <w:rPr>
-          <w:b/>
-          <w:bCs/>
-        </w:rPr>
-        <w:t>MLflow</w:t>
-      </w:r>
-      <w:r>
-        <w:t xml:space="preserve"> was integrated for experiment tracking under the experiment namespace Smart_City_Traffic_Demand_Prediction. Parameters (n_estimators=100, max_depth=15), performance metrics (MAE, R2_Score), and serialized model artifacts were logged programmatically.</w:t>
+        <w:t>Selection Rationale:</w:t>
+      </w:r>
+      <w:r>
+        <w:t xml:space="preserve"> Selected to transition manual model tracking into an auditable, reproducible </w:t>
+      </w:r>
+      <w:proofErr w:type="spellStart"/>
+      <w:r>
+        <w:t>MLOps</w:t>
+      </w:r>
+      <w:proofErr w:type="spellEnd"/>
+      <w:r>
+        <w:t xml:space="preserve"> workflow.</w:t>
       </w:r>
     </w:p>
     <w:p>
@@ -624,6 +833,75 @@
           <w:b/>
           <w:bCs/>
         </w:rPr>
+        <w:t>Methodology:</w:t>
+      </w:r>
+      <w:r>
+        <w:t xml:space="preserve"> </w:t>
+      </w:r>
+      <w:proofErr w:type="spellStart"/>
+      <w:r>
+        <w:t>MLflow</w:t>
+      </w:r>
+      <w:proofErr w:type="spellEnd"/>
+      <w:r>
+        <w:t xml:space="preserve"> was integrated for experiment tracking under the experiment namespace </w:t>
+      </w:r>
+      <w:proofErr w:type="spellStart"/>
+      <w:r>
+        <w:t>Smart_City_Traffic_Demand_Prediction</w:t>
+      </w:r>
+      <w:proofErr w:type="spellEnd"/>
+      <w:r>
+        <w:t>. Parameters (</w:t>
+      </w:r>
+      <w:proofErr w:type="spellStart"/>
+      <w:r>
+        <w:t>n_estimators</w:t>
+      </w:r>
+      <w:proofErr w:type="spellEnd"/>
+      <w:r>
+        <w:t xml:space="preserve">=100, </w:t>
+      </w:r>
+      <w:proofErr w:type="spellStart"/>
+      <w:r>
+        <w:t>max_depth</w:t>
+      </w:r>
+      <w:proofErr w:type="spellEnd"/>
+      <w:r>
+        <w:t>=15), performance metrics (MAE, R2_Score), and serialized model artifacts were logged programmatically.</w:t>
+      </w:r>
+    </w:p>
+    <w:p>
+      <w:pPr>
+        <w:numPr>
+          <w:ilvl w:val="0"/>
+          <w:numId w:val="6"/>
+        </w:numPr>
+      </w:pPr>
+      <w:r>
+        <w:rPr>
+          <w:b/>
+          <w:bCs/>
+        </w:rPr>
+        <w:t>Value Added:</w:t>
+      </w:r>
+      <w:r>
+        <w:t xml:space="preserve"> Eliminates manual record-keeping, provides an immutable version history of runs, and streamlines side-by-side model comparison</w:t>
+      </w:r>
+    </w:p>
+    <w:p>
+      <w:pPr>
+        <w:numPr>
+          <w:ilvl w:val="0"/>
+          <w:numId w:val="6"/>
+        </w:numPr>
+      </w:pPr>
+      <w:r>
+        <w:rPr>
+          <w:b/>
+          <w:bCs/>
+        </w:rPr>
+        <w:lastRenderedPageBreak/>
         <w:t>Findings:</w:t>
       </w:r>
     </w:p>
@@ -634,8 +912,13 @@
           <w:numId w:val="6"/>
         </w:numPr>
       </w:pPr>
-      <w:r>
-        <w:t>MLflow eliminated manual logging, establishing a version-controlled history of model iterations (the logged Random Forest run recorded an MAE of 259.54 and an R</w:t>
+      <w:proofErr w:type="spellStart"/>
+      <w:r>
+        <w:t>MLflow</w:t>
+      </w:r>
+      <w:proofErr w:type="spellEnd"/>
+      <w:r>
+        <w:t xml:space="preserve"> eliminated manual logging, establishing a version-controlled history of model iterations (the logged Random Forest run recorded an MAE of 259.54 and an R</w:t>
       </w:r>
       <w:r>
         <w:rPr>
@@ -655,7 +938,6 @@
         </w:numPr>
       </w:pPr>
       <w:r>
-        <w:lastRenderedPageBreak/>
         <w:t>Limitation</w:t>
       </w:r>
       <w:r>
@@ -666,7 +948,19 @@
         <w:t>:</w:t>
       </w:r>
       <w:r>
-        <w:t xml:space="preserve"> Local file-store tracking (mlruns) presents concurrency constraints, necessitating remote backend databases for multi-user enterprise scale.</w:t>
+        <w:t xml:space="preserve"> Local file-store tracking presents concurre</w:t>
+      </w:r>
+      <w:r>
+        <w:t>nt user</w:t>
+      </w:r>
+      <w:r>
+        <w:t xml:space="preserve"> constraints, </w:t>
+      </w:r>
+      <w:r>
+        <w:t>requiring</w:t>
+      </w:r>
+      <w:r>
+        <w:t xml:space="preserve"> remote backend databases for multi-user enterprise scale.</w:t>
       </w:r>
     </w:p>
     <w:p>
@@ -699,7 +993,28 @@
         <w:t>Methodology:</w:t>
       </w:r>
       <w:r>
-        <w:t xml:space="preserve"> A utility function (generate_corridor_recommendation) was developed to simulate all 24 hours of the day using cyclical time features and user-defined day/weather types. Traffic volume is evaluated via the trained Random Forest model, and .idxmin() isolates the optimal low-traffic travel window.</w:t>
+        <w:t xml:space="preserve"> A utility function (</w:t>
+      </w:r>
+      <w:proofErr w:type="spellStart"/>
+      <w:r>
+        <w:t>generate_corridor_recommendation</w:t>
+      </w:r>
+      <w:proofErr w:type="spellEnd"/>
+      <w:r>
+        <w:t xml:space="preserve">) was developed to simulate all 24 hours of the day using cyclical time features and user-defined day/weather types. Traffic volume is evaluated via the trained Random Forest model, </w:t>
+      </w:r>
+      <w:proofErr w:type="gramStart"/>
+      <w:r>
+        <w:t>and .</w:t>
+      </w:r>
+      <w:proofErr w:type="spellStart"/>
+      <w:r>
+        <w:t>idxmin</w:t>
+      </w:r>
+      <w:proofErr w:type="spellEnd"/>
+      <w:proofErr w:type="gramEnd"/>
+      <w:r>
+        <w:t>() isolates the optimal low-traffic travel window.</w:t>
       </w:r>
     </w:p>
     <w:p>
@@ -746,7 +1061,23 @@
           <w:b/>
           <w:bCs/>
         </w:rPr>
-        <w:t>Task 6: MLOps and Deployment Simulation</w:t>
+        <w:t xml:space="preserve">Task 6: </w:t>
+      </w:r>
+      <w:proofErr w:type="spellStart"/>
+      <w:r>
+        <w:rPr>
+          <w:b/>
+          <w:bCs/>
+        </w:rPr>
+        <w:t>MLOps</w:t>
+      </w:r>
+      <w:proofErr w:type="spellEnd"/>
+      <w:r>
+        <w:rPr>
+          <w:b/>
+          <w:bCs/>
+        </w:rPr>
+        <w:t xml:space="preserve"> and Deployment Simulation</w:t>
       </w:r>
     </w:p>
     <w:p>
@@ -772,7 +1103,15 @@
         </w:numPr>
       </w:pPr>
       <w:r>
-        <w:t>Versioning &amp; Tracking: Model progression was centralized from baseline linear models (v1.0, MAE: 835) to optimized tree ensembles (v2.1, MAE: 264) using MLflow.</w:t>
+        <w:t xml:space="preserve">Versioning &amp; Tracking: Model progression was centralized from baseline linear models (v1.0, MAE: 835) to optimized tree ensembles (v2.1, MAE: 264) using </w:t>
+      </w:r>
+      <w:proofErr w:type="spellStart"/>
+      <w:r>
+        <w:t>MLflow</w:t>
+      </w:r>
+      <w:proofErr w:type="spellEnd"/>
+      <w:r>
+        <w:t>.</w:t>
       </w:r>
     </w:p>
     <w:p>
@@ -783,7 +1122,15 @@
         </w:numPr>
       </w:pPr>
       <w:r>
-        <w:t>Deployment Mock-Up: A lightweight API framework (compatible with FastAPI or Flask) was structured to accept JSON feature payloads and return real-time predictions.</w:t>
+        <w:t xml:space="preserve">Deployment Mock-Up: A lightweight API framework (compatible with </w:t>
+      </w:r>
+      <w:proofErr w:type="spellStart"/>
+      <w:r>
+        <w:t>FastAPI</w:t>
+      </w:r>
+      <w:proofErr w:type="spellEnd"/>
+      <w:r>
+        <w:t xml:space="preserve"> or Flask) was structured to accept JSON feature payloads and return real-time predictions.</w:t>
       </w:r>
     </w:p>
     <w:p>
@@ -842,13 +1189,22 @@
         </w:numPr>
       </w:pPr>
       <w:r>
+        <w:lastRenderedPageBreak/>
         <w:t>ALERT / Requires Investigation: Triggered if error rates drift past control bounds (MAE</w:t>
       </w:r>
       <w:r>
         <w:t xml:space="preserve"> &gt;</w:t>
       </w:r>
       <w:r>
-        <w:t xml:space="preserve"> 350), signaling operations teams to initiate model retraining pipelines.</w:t>
+        <w:t xml:space="preserve"> 350), signal</w:t>
+      </w:r>
+      <w:proofErr w:type="spellStart"/>
+      <w:r>
+        <w:t>ing</w:t>
+      </w:r>
+      <w:proofErr w:type="spellEnd"/>
+      <w:r>
+        <w:t xml:space="preserve"> operations teams to initiate model retraining pipelines.</w:t>
       </w:r>
     </w:p>
     <w:p/>
@@ -1425,6 +1781,155 @@
     </w:lvl>
   </w:abstractNum>
   <w:abstractNum w:abstractNumId="4" w15:restartNumberingAfterBreak="0">
+    <w:nsid w:val="21085D60"/>
+    <w:multiLevelType w:val="multilevel"/>
+    <w:tmpl w:val="DBE6C5E8"/>
+    <w:lvl w:ilvl="0">
+      <w:start w:val="1"/>
+      <w:numFmt w:val="bullet"/>
+      <w:lvlText w:val=""/>
+      <w:lvlJc w:val="left"/>
+      <w:pPr>
+        <w:tabs>
+          <w:tab w:val="num" w:pos="720"/>
+        </w:tabs>
+        <w:ind w:left="720" w:hanging="360"/>
+      </w:pPr>
+      <w:rPr>
+        <w:rFonts w:ascii="Symbol" w:hAnsi="Symbol" w:hint="default"/>
+        <w:sz w:val="20"/>
+      </w:rPr>
+    </w:lvl>
+    <w:lvl w:ilvl="1" w:tentative="1">
+      <w:start w:val="1"/>
+      <w:numFmt w:val="bullet"/>
+      <w:lvlText w:val="o"/>
+      <w:lvlJc w:val="left"/>
+      <w:pPr>
+        <w:tabs>
+          <w:tab w:val="num" w:pos="1440"/>
+        </w:tabs>
+        <w:ind w:left="1440" w:hanging="360"/>
+      </w:pPr>
+      <w:rPr>
+        <w:rFonts w:ascii="Courier New" w:hAnsi="Courier New" w:hint="default"/>
+        <w:sz w:val="20"/>
+      </w:rPr>
+    </w:lvl>
+    <w:lvl w:ilvl="2" w:tentative="1">
+      <w:start w:val="1"/>
+      <w:numFmt w:val="bullet"/>
+      <w:lvlText w:val=""/>
+      <w:lvlJc w:val="left"/>
+      <w:pPr>
+        <w:tabs>
+          <w:tab w:val="num" w:pos="2160"/>
+        </w:tabs>
+        <w:ind w:left="2160" w:hanging="360"/>
+      </w:pPr>
+      <w:rPr>
+        <w:rFonts w:ascii="Wingdings" w:hAnsi="Wingdings" w:hint="default"/>
+        <w:sz w:val="20"/>
+      </w:rPr>
+    </w:lvl>
+    <w:lvl w:ilvl="3" w:tentative="1">
+      <w:start w:val="1"/>
+      <w:numFmt w:val="bullet"/>
+      <w:lvlText w:val=""/>
+      <w:lvlJc w:val="left"/>
+      <w:pPr>
+        <w:tabs>
+          <w:tab w:val="num" w:pos="2880"/>
+        </w:tabs>
+        <w:ind w:left="2880" w:hanging="360"/>
+      </w:pPr>
+      <w:rPr>
+        <w:rFonts w:ascii="Wingdings" w:hAnsi="Wingdings" w:hint="default"/>
+        <w:sz w:val="20"/>
+      </w:rPr>
+    </w:lvl>
+    <w:lvl w:ilvl="4" w:tentative="1">
+      <w:start w:val="1"/>
+      <w:numFmt w:val="bullet"/>
+      <w:lvlText w:val=""/>
+      <w:lvlJc w:val="left"/>
+      <w:pPr>
+        <w:tabs>
+          <w:tab w:val="num" w:pos="3600"/>
+        </w:tabs>
+        <w:ind w:left="3600" w:hanging="360"/>
+      </w:pPr>
+      <w:rPr>
+        <w:rFonts w:ascii="Wingdings" w:hAnsi="Wingdings" w:hint="default"/>
+        <w:sz w:val="20"/>
+      </w:rPr>
+    </w:lvl>
+    <w:lvl w:ilvl="5" w:tentative="1">
+      <w:start w:val="1"/>
+      <w:numFmt w:val="bullet"/>
+      <w:lvlText w:val=""/>
+      <w:lvlJc w:val="left"/>
+      <w:pPr>
+        <w:tabs>
+          <w:tab w:val="num" w:pos="4320"/>
+        </w:tabs>
+        <w:ind w:left="4320" w:hanging="360"/>
+      </w:pPr>
+      <w:rPr>
+        <w:rFonts w:ascii="Wingdings" w:hAnsi="Wingdings" w:hint="default"/>
+        <w:sz w:val="20"/>
+      </w:rPr>
+    </w:lvl>
+    <w:lvl w:ilvl="6" w:tentative="1">
+      <w:start w:val="1"/>
+      <w:numFmt w:val="bullet"/>
+      <w:lvlText w:val=""/>
+      <w:lvlJc w:val="left"/>
+      <w:pPr>
+        <w:tabs>
+          <w:tab w:val="num" w:pos="5040"/>
+        </w:tabs>
+        <w:ind w:left="5040" w:hanging="360"/>
+      </w:pPr>
+      <w:rPr>
+        <w:rFonts w:ascii="Wingdings" w:hAnsi="Wingdings" w:hint="default"/>
+        <w:sz w:val="20"/>
+      </w:rPr>
+    </w:lvl>
+    <w:lvl w:ilvl="7" w:tentative="1">
+      <w:start w:val="1"/>
+      <w:numFmt w:val="bullet"/>
+      <w:lvlText w:val=""/>
+      <w:lvlJc w:val="left"/>
+      <w:pPr>
+        <w:tabs>
+          <w:tab w:val="num" w:pos="5760"/>
+        </w:tabs>
+        <w:ind w:left="5760" w:hanging="360"/>
+      </w:pPr>
+      <w:rPr>
+        <w:rFonts w:ascii="Wingdings" w:hAnsi="Wingdings" w:hint="default"/>
+        <w:sz w:val="20"/>
+      </w:rPr>
+    </w:lvl>
+    <w:lvl w:ilvl="8" w:tentative="1">
+      <w:start w:val="1"/>
+      <w:numFmt w:val="bullet"/>
+      <w:lvlText w:val=""/>
+      <w:lvlJc w:val="left"/>
+      <w:pPr>
+        <w:tabs>
+          <w:tab w:val="num" w:pos="6480"/>
+        </w:tabs>
+        <w:ind w:left="6480" w:hanging="360"/>
+      </w:pPr>
+      <w:rPr>
+        <w:rFonts w:ascii="Wingdings" w:hAnsi="Wingdings" w:hint="default"/>
+        <w:sz w:val="20"/>
+      </w:rPr>
+    </w:lvl>
+  </w:abstractNum>
+  <w:abstractNum w:abstractNumId="5" w15:restartNumberingAfterBreak="0">
     <w:nsid w:val="34112180"/>
     <w:multiLevelType w:val="hybridMultilevel"/>
     <w:tmpl w:val="C01A425C"/>
@@ -1537,7 +2042,7 @@
       </w:rPr>
     </w:lvl>
   </w:abstractNum>
-  <w:abstractNum w:abstractNumId="5" w15:restartNumberingAfterBreak="0">
+  <w:abstractNum w:abstractNumId="6" w15:restartNumberingAfterBreak="0">
     <w:nsid w:val="36E64E8A"/>
     <w:multiLevelType w:val="multilevel"/>
     <w:tmpl w:val="9BD4A6CE"/>
@@ -1686,7 +2191,7 @@
       </w:rPr>
     </w:lvl>
   </w:abstractNum>
-  <w:abstractNum w:abstractNumId="6" w15:restartNumberingAfterBreak="0">
+  <w:abstractNum w:abstractNumId="7" w15:restartNumberingAfterBreak="0">
     <w:nsid w:val="47E31FC5"/>
     <w:multiLevelType w:val="multilevel"/>
     <w:tmpl w:val="F30493E2"/>
@@ -1835,7 +2340,7 @@
       </w:rPr>
     </w:lvl>
   </w:abstractNum>
-  <w:abstractNum w:abstractNumId="7" w15:restartNumberingAfterBreak="0">
+  <w:abstractNum w:abstractNumId="8" w15:restartNumberingAfterBreak="0">
     <w:nsid w:val="47E67490"/>
     <w:multiLevelType w:val="multilevel"/>
     <w:tmpl w:val="F4061C4E"/>
@@ -1984,7 +2489,7 @@
       </w:rPr>
     </w:lvl>
   </w:abstractNum>
-  <w:abstractNum w:abstractNumId="8" w15:restartNumberingAfterBreak="0">
+  <w:abstractNum w:abstractNumId="9" w15:restartNumberingAfterBreak="0">
     <w:nsid w:val="488B3D3F"/>
     <w:multiLevelType w:val="multilevel"/>
     <w:tmpl w:val="9476FB5C"/>
@@ -2133,7 +2638,7 @@
       </w:rPr>
     </w:lvl>
   </w:abstractNum>
-  <w:abstractNum w:abstractNumId="9" w15:restartNumberingAfterBreak="0">
+  <w:abstractNum w:abstractNumId="10" w15:restartNumberingAfterBreak="0">
     <w:nsid w:val="5BCD18EF"/>
     <w:multiLevelType w:val="multilevel"/>
     <w:tmpl w:val="727C9F9A"/>
@@ -2282,7 +2787,7 @@
       </w:rPr>
     </w:lvl>
   </w:abstractNum>
-  <w:abstractNum w:abstractNumId="10" w15:restartNumberingAfterBreak="0">
+  <w:abstractNum w:abstractNumId="11" w15:restartNumberingAfterBreak="0">
     <w:nsid w:val="652344D3"/>
     <w:multiLevelType w:val="multilevel"/>
     <w:tmpl w:val="3F14672C"/>
@@ -2431,7 +2936,7 @@
       </w:rPr>
     </w:lvl>
   </w:abstractNum>
-  <w:abstractNum w:abstractNumId="11" w15:restartNumberingAfterBreak="0">
+  <w:abstractNum w:abstractNumId="12" w15:restartNumberingAfterBreak="0">
     <w:nsid w:val="7BDF7F99"/>
     <w:multiLevelType w:val="multilevel"/>
     <w:tmpl w:val="E4B44AD0"/>
@@ -2581,40 +3086,43 @@
     </w:lvl>
   </w:abstractNum>
   <w:num w:numId="1" w16cid:durableId="850030016">
-    <w:abstractNumId w:val="4"/>
+    <w:abstractNumId w:val="5"/>
   </w:num>
   <w:num w:numId="2" w16cid:durableId="80418817">
     <w:abstractNumId w:val="0"/>
   </w:num>
   <w:num w:numId="3" w16cid:durableId="1519005005">
-    <w:abstractNumId w:val="5"/>
+    <w:abstractNumId w:val="6"/>
   </w:num>
   <w:num w:numId="4" w16cid:durableId="444421043">
     <w:abstractNumId w:val="2"/>
   </w:num>
   <w:num w:numId="5" w16cid:durableId="1960641065">
-    <w:abstractNumId w:val="6"/>
+    <w:abstractNumId w:val="7"/>
   </w:num>
   <w:num w:numId="6" w16cid:durableId="786119719">
+    <w:abstractNumId w:val="12"/>
+  </w:num>
+  <w:num w:numId="7" w16cid:durableId="929120499">
+    <w:abstractNumId w:val="10"/>
+  </w:num>
+  <w:num w:numId="8" w16cid:durableId="1020622267">
     <w:abstractNumId w:val="11"/>
   </w:num>
-  <w:num w:numId="7" w16cid:durableId="929120499">
+  <w:num w:numId="9" w16cid:durableId="1023440541">
     <w:abstractNumId w:val="9"/>
   </w:num>
-  <w:num w:numId="8" w16cid:durableId="1020622267">
-    <w:abstractNumId w:val="10"/>
-  </w:num>
-  <w:num w:numId="9" w16cid:durableId="1023440541">
+  <w:num w:numId="10" w16cid:durableId="264534404">
     <w:abstractNumId w:val="8"/>
-  </w:num>
-  <w:num w:numId="10" w16cid:durableId="264534404">
-    <w:abstractNumId w:val="7"/>
   </w:num>
   <w:num w:numId="11" w16cid:durableId="2143301882">
     <w:abstractNumId w:val="1"/>
   </w:num>
   <w:num w:numId="12" w16cid:durableId="1084111913">
     <w:abstractNumId w:val="3"/>
+  </w:num>
+  <w:num w:numId="13" w16cid:durableId="2106879428">
+    <w:abstractNumId w:val="4"/>
   </w:num>
 </w:numbering>
 </file>
@@ -3535,6 +4043,36 @@
       <w:spacing w:val="5"/>
     </w:rPr>
   </w:style>
+  <w:style w:type="paragraph" w:styleId="NormalWeb">
+    <w:name w:val="Normal (Web)"/>
+    <w:basedOn w:val="Normal"/>
+    <w:uiPriority w:val="99"/>
+    <w:semiHidden/>
+    <w:unhideWhenUsed/>
+    <w:rsid w:val="00547CC5"/>
+    <w:pPr>
+      <w:spacing w:before="100" w:beforeAutospacing="1" w:after="100" w:afterAutospacing="1" w:line="240" w:lineRule="auto"/>
+    </w:pPr>
+    <w:rPr>
+      <w:rFonts w:ascii="Times New Roman" w:eastAsia="Times New Roman" w:hAnsi="Times New Roman" w:cs="Times New Roman"/>
+      <w:kern w:val="0"/>
+      <w:lang w:eastAsia="en-SG"/>
+      <w14:ligatures w14:val="none"/>
+    </w:rPr>
+  </w:style>
+  <w:style w:type="character" w:styleId="HTMLCode">
+    <w:name w:val="HTML Code"/>
+    <w:basedOn w:val="DefaultParagraphFont"/>
+    <w:uiPriority w:val="99"/>
+    <w:semiHidden/>
+    <w:unhideWhenUsed/>
+    <w:rsid w:val="00547CC5"/>
+    <w:rPr>
+      <w:rFonts w:ascii="Courier New" w:eastAsia="Times New Roman" w:hAnsi="Courier New" w:cs="Courier New"/>
+      <w:sz w:val="20"/>
+      <w:szCs w:val="20"/>
+    </w:rPr>
+  </w:style>
 </w:styles>
 </file>
 
